--- a/public/formularz_zgloszeniowy_firmy.docx
+++ b/public/formularz_zgloszeniowy_firmy.docx
@@ -13,6 +13,104 @@
         <w:rPr>
           <w:lang w:val="pl-PL"/>
         </w:rPr>
+        <w:t>Instrukcja krok po kroku</w:t>
+      </w:r>
+    </w:p>
+    <w:p>
+      <w:pPr>
+        <w:rPr>
+          <w:lang w:val="pl-PL"/>
+        </w:rPr>
+      </w:pPr>
+    </w:p>
+    <w:p>
+      <w:pPr>
+        <w:rPr>
+          <w:b/>
+          <w:bCs/>
+          <w:lang w:val="pl-PL"/>
+        </w:rPr>
+      </w:pPr>
+      <w:r>
+        <w:rPr>
+          <w:lang w:val="pl-PL"/>
+        </w:rPr>
+        <w:t>Prześlij wypełniony formularz, zdjęcie w formacie jpg 210 x 210 px + krótki opis, który znajdzie się na stronie (max 300 znaków) w wiadomości e- mail</w:t>
+      </w:r>
+      <w:r>
+        <w:rPr>
+          <w:lang w:val="pl-PL"/>
+        </w:rPr>
+        <w:t>:</w:t>
+      </w:r>
+      <w:r>
+        <w:rPr>
+          <w:lang w:val="pl-PL"/>
+        </w:rPr>
+        <w:t xml:space="preserve"> na </w:t>
+      </w:r>
+      <w:hyperlink r:id="rId6" w:history="1">
+        <w:r>
+          <w:rPr>
+            <w:rStyle w:val="Hipercze"/>
+            <w:b/>
+            <w:bCs/>
+            <w:lang w:val="pl-PL"/>
+          </w:rPr>
+          <w:t>info@polskiems.pl</w:t>
+        </w:r>
+      </w:hyperlink>
+    </w:p>
+    <w:p>
+      <w:pPr>
+        <w:rPr>
+          <w:lang w:val="pl-PL"/>
+        </w:rPr>
+      </w:pPr>
+      <w:r>
+        <w:rPr>
+          <w:lang w:val="pl-PL"/>
+        </w:rPr>
+        <w:t>Otrzymasz fakturę proformę a my w międzyczasie wprowadzimy dane do bazy</w:t>
+      </w:r>
+    </w:p>
+    <w:p>
+      <w:pPr>
+        <w:rPr>
+          <w:lang w:val="pl-PL"/>
+        </w:rPr>
+      </w:pPr>
+      <w:r>
+        <w:rPr>
+          <w:lang w:val="pl-PL"/>
+        </w:rPr>
+        <w:t>Po zaksięgowaniu wpłaty na konto podane w fakturze proformie aktywujemy twój wpis na stronie oraz prześlemy fakturę.</w:t>
+      </w:r>
+    </w:p>
+    <w:p>
+      <w:pPr>
+        <w:rPr>
+          <w:lang w:val="pl-PL"/>
+        </w:rPr>
+      </w:pPr>
+      <w:r>
+        <w:rPr>
+          <w:lang w:val="pl-PL"/>
+        </w:rPr>
+        <w:t>Tydzień przed końcem ważności wynajmu miejsca na stronie przypomnimy się o końcu oraz w razie chęci kontynuacji współpracy prześlemy proformę.</w:t>
+      </w:r>
+    </w:p>
+    <w:p>
+      <w:pPr>
+        <w:pStyle w:val="Nagwek1"/>
+        <w:rPr>
+          <w:lang w:val="pl-PL"/>
+        </w:rPr>
+      </w:pPr>
+      <w:r>
+        <w:rPr>
+          <w:lang w:val="pl-PL"/>
+        </w:rPr>
         <w:t>Formularz zgłoszeniowy dla firm</w:t>
       </w:r>
     </w:p>
@@ -109,13 +207,12 @@
         </w:rPr>
         <w:t>Podaj e-mail, który będzie widoczny na stronie</w:t>
       </w:r>
-    </w:p>
-    <w:p>
-      <w:pPr>
-        <w:rPr>
-          <w:lang w:val="pl-PL"/>
-        </w:rPr>
-      </w:pPr>
+      <w:r>
+        <w:rPr>
+          <w:lang w:val="pl-PL"/>
+        </w:rPr>
+        <w:t>:</w:t>
+      </w:r>
     </w:p>
     <w:p>
       <w:pPr>
@@ -143,14 +240,12 @@
         </w:rPr>
         <w:t>Podaj e-mail kontaktowy do celów kontaktu</w:t>
       </w:r>
-    </w:p>
-    <w:p>
-      <w:pPr>
-        <w:pStyle w:val="Nagwek2"/>
-        <w:rPr>
-          <w:lang w:val="pl-PL"/>
-        </w:rPr>
-      </w:pPr>
+      <w:r>
+        <w:rPr>
+          <w:lang w:val="pl-PL"/>
+        </w:rPr>
+        <w:t>:</w:t>
+      </w:r>
     </w:p>
     <w:p>
       <w:pPr>
@@ -289,14 +384,12 @@
                 <w:lang w:val="pl-PL"/>
               </w:rPr>
             </w:pPr>
-            <w:proofErr w:type="spellStart"/>
             <w:r>
               <w:rPr>
                 <w:lang w:val="pl-PL"/>
               </w:rPr>
               <w:t>Light</w:t>
             </w:r>
-            <w:proofErr w:type="spellEnd"/>
           </w:p>
         </w:tc>
         <w:tc>
@@ -365,14 +458,12 @@
                 <w:lang w:val="pl-PL"/>
               </w:rPr>
             </w:pPr>
-            <w:proofErr w:type="spellStart"/>
             <w:r>
               <w:rPr>
                 <w:lang w:val="pl-PL"/>
               </w:rPr>
               <w:t>Light</w:t>
             </w:r>
-            <w:proofErr w:type="spellEnd"/>
           </w:p>
         </w:tc>
         <w:tc>
@@ -441,14 +532,12 @@
                 <w:lang w:val="pl-PL"/>
               </w:rPr>
             </w:pPr>
-            <w:proofErr w:type="spellStart"/>
             <w:r>
               <w:rPr>
                 <w:lang w:val="pl-PL"/>
               </w:rPr>
               <w:t>Light</w:t>
             </w:r>
-            <w:proofErr w:type="spellEnd"/>
           </w:p>
         </w:tc>
         <w:tc>
@@ -557,16 +646,8 @@
               <w:rPr>
                 <w:lang w:val="pl-PL"/>
               </w:rPr>
-              <w:t xml:space="preserve">Wyświetlenie firmy + raport </w:t>
+              <w:t>Wyświetlenie firmy + raport wyszukiwań</w:t>
             </w:r>
-            <w:proofErr w:type="spellStart"/>
-            <w:r>
-              <w:rPr>
-                <w:lang w:val="pl-PL"/>
-              </w:rPr>
-              <w:t>wyszukiwań</w:t>
-            </w:r>
-            <w:proofErr w:type="spellEnd"/>
           </w:p>
         </w:tc>
         <w:tc>
@@ -639,16 +720,8 @@
               <w:rPr>
                 <w:lang w:val="pl-PL"/>
               </w:rPr>
-              <w:t xml:space="preserve">Wyświetlenie firmy + raport </w:t>
+              <w:t>Wyświetlenie firmy + raport wyszukiwań</w:t>
             </w:r>
-            <w:proofErr w:type="spellStart"/>
-            <w:r>
-              <w:rPr>
-                <w:lang w:val="pl-PL"/>
-              </w:rPr>
-              <w:t>wyszukiwań</w:t>
-            </w:r>
-            <w:proofErr w:type="spellEnd"/>
           </w:p>
         </w:tc>
         <w:tc>
@@ -721,16 +794,8 @@
               <w:rPr>
                 <w:lang w:val="pl-PL"/>
               </w:rPr>
-              <w:t xml:space="preserve">Wyświetlenie firmy + raport </w:t>
+              <w:t>Wyświetlenie firmy + raport wyszukiwań</w:t>
             </w:r>
-            <w:proofErr w:type="spellStart"/>
-            <w:r>
-              <w:rPr>
-                <w:lang w:val="pl-PL"/>
-              </w:rPr>
-              <w:t>wyszukiwań</w:t>
-            </w:r>
-            <w:proofErr w:type="spellEnd"/>
           </w:p>
         </w:tc>
         <w:tc>
@@ -762,82 +827,6 @@
     </w:p>
     <w:p>
       <w:pPr>
-        <w:rPr>
-          <w:lang w:val="pl-PL"/>
-        </w:rPr>
-      </w:pPr>
-    </w:p>
-    <w:p>
-      <w:pPr>
-        <w:rPr>
-          <w:lang w:val="pl-PL"/>
-        </w:rPr>
-      </w:pPr>
-    </w:p>
-    <w:p>
-      <w:pPr>
-        <w:pStyle w:val="Nagwek2"/>
-        <w:rPr>
-          <w:lang w:val="pl-PL"/>
-        </w:rPr>
-      </w:pPr>
-      <w:r>
-        <w:rPr>
-          <w:lang w:val="pl-PL"/>
-        </w:rPr>
-        <w:t>Opis firmy (do 300 znaków)</w:t>
-      </w:r>
-    </w:p>
-    <w:p>
-      <w:pPr>
-        <w:rPr>
-          <w:lang w:val="pl-PL"/>
-        </w:rPr>
-      </w:pPr>
-      <w:r>
-        <w:rPr>
-          <w:lang w:val="pl-PL"/>
-        </w:rPr>
-        <w:t>Załącz w mailu</w:t>
-      </w:r>
-    </w:p>
-    <w:p>
-      <w:pPr>
-        <w:pStyle w:val="Nagwek2"/>
-        <w:rPr>
-          <w:lang w:val="pl-PL"/>
-        </w:rPr>
-      </w:pPr>
-      <w:r>
-        <w:rPr>
-          <w:lang w:val="pl-PL"/>
-        </w:rPr>
-        <w:t>Logo firmy</w:t>
-      </w:r>
-    </w:p>
-    <w:p>
-      <w:pPr>
-        <w:rPr>
-          <w:lang w:val="pl-PL"/>
-        </w:rPr>
-      </w:pPr>
-      <w:r>
-        <w:rPr>
-          <w:lang w:val="pl-PL"/>
-        </w:rPr>
-        <w:t xml:space="preserve">Dołącz logo w formacie JPG, 1:1, najlepiej 210x210 </w:t>
-      </w:r>
-      <w:proofErr w:type="spellStart"/>
-      <w:r>
-        <w:rPr>
-          <w:lang w:val="pl-PL"/>
-        </w:rPr>
-        <w:t>px</w:t>
-      </w:r>
-      <w:proofErr w:type="spellEnd"/>
-    </w:p>
-    <w:p>
-      <w:pPr>
         <w:pStyle w:val="Nagwek2"/>
         <w:rPr>
           <w:lang w:val="pl-PL"/>
@@ -1024,16 +1013,8 @@
         <w:rPr>
           <w:lang w:val="pl-PL"/>
         </w:rPr>
-        <w:t xml:space="preserve">Wykonuję Test Flying </w:t>
+        <w:t>Wykonuję Test Flying Probe</w:t>
       </w:r>
-      <w:proofErr w:type="spellStart"/>
-      <w:r>
-        <w:rPr>
-          <w:lang w:val="pl-PL"/>
-        </w:rPr>
-        <w:t>Probe</w:t>
-      </w:r>
-      <w:proofErr w:type="spellEnd"/>
     </w:p>
     <w:p>
       <w:pPr>
@@ -1100,28 +1081,12 @@
           <w:lang w:val="pl-PL"/>
         </w:rPr>
       </w:pPr>
-      <w:proofErr w:type="spellStart"/>
       <w:r>
         <w:rPr>
           <w:lang w:val="pl-PL"/>
         </w:rPr>
-        <w:t>Conformal</w:t>
+        <w:t>Conformal Coating</w:t>
       </w:r>
-      <w:proofErr w:type="spellEnd"/>
-      <w:r>
-        <w:rPr>
-          <w:lang w:val="pl-PL"/>
-        </w:rPr>
-        <w:t xml:space="preserve"> </w:t>
-      </w:r>
-      <w:proofErr w:type="spellStart"/>
-      <w:r>
-        <w:rPr>
-          <w:lang w:val="pl-PL"/>
-        </w:rPr>
-        <w:t>Coating</w:t>
-      </w:r>
-      <w:proofErr w:type="spellEnd"/>
     </w:p>
     <w:p>
       <w:pPr>
@@ -1156,7 +1121,7 @@
         <w:rPr>
           <w:lang w:val="pl-PL"/>
         </w:rPr>
-        <w:t>Hermetyzacja</w:t>
+        <w:t>Mycie Płytek</w:t>
       </w:r>
     </w:p>
     <w:p>
@@ -1174,7 +1139,7 @@
         <w:rPr>
           <w:lang w:val="pl-PL"/>
         </w:rPr>
-        <w:t>IPC Klasa 3</w:t>
+        <w:t>Hermetyzacja</w:t>
       </w:r>
     </w:p>
     <w:p>
@@ -1192,7 +1157,7 @@
         <w:rPr>
           <w:lang w:val="pl-PL"/>
         </w:rPr>
-        <w:t>IPC Klasa 2</w:t>
+        <w:t>IPC Klasa 3</w:t>
       </w:r>
     </w:p>
     <w:p>
@@ -1210,7 +1175,7 @@
         <w:rPr>
           <w:lang w:val="pl-PL"/>
         </w:rPr>
-        <w:t>IPC Klasa 1</w:t>
+        <w:t>IPC Klasa 2</w:t>
       </w:r>
     </w:p>
     <w:p>
@@ -1228,22 +1193,26 @@
         <w:rPr>
           <w:lang w:val="pl-PL"/>
         </w:rPr>
-        <w:t>Umożliwiam audyt</w:t>
+        <w:t>IPC Klasa 1</w:t>
       </w:r>
     </w:p>
     <w:p>
       <w:pPr>
-        <w:rPr>
-          <w:lang w:val="pl-PL"/>
-        </w:rPr>
-      </w:pPr>
-    </w:p>
-    <w:p>
-      <w:pPr>
-        <w:rPr>
-          <w:lang w:val="pl-PL"/>
-        </w:rPr>
-      </w:pPr>
+        <w:pStyle w:val="Akapitzlist"/>
+        <w:numPr>
+          <w:ilvl w:val="0"/>
+          <w:numId w:val="10"/>
+        </w:numPr>
+        <w:rPr>
+          <w:lang w:val="pl-PL"/>
+        </w:rPr>
+      </w:pPr>
+      <w:r>
+        <w:rPr>
+          <w:lang w:val="pl-PL"/>
+        </w:rPr>
+        <w:t>Umożliwiam audyt</w:t>
+      </w:r>
     </w:p>
     <w:p>
       <w:pPr>
@@ -1417,6 +1386,20 @@
     </w:p>
     <w:p>
       <w:pPr>
+        <w:rPr>
+          <w:lang w:val="pl-PL"/>
+        </w:rPr>
+      </w:pPr>
+    </w:p>
+    <w:p>
+      <w:pPr>
+        <w:rPr>
+          <w:lang w:val="pl-PL"/>
+        </w:rPr>
+      </w:pPr>
+    </w:p>
+    <w:p>
+      <w:pPr>
         <w:pStyle w:val="Nagwek2"/>
         <w:rPr>
           <w:lang w:val="pl-PL"/>
@@ -1604,25 +1587,7 @@
           <w:szCs w:val="16"/>
           <w:lang w:val="pl-PL"/>
         </w:rPr>
-        <w:t xml:space="preserve">Strona nie wymaga rejestracji konta. Aby dodać swoją firmę do bazy, należy wypełnić formularz kontaktowy, przesłać logo firmy i opłacić fakturę proforma zgodnie z aktualnym cennikiem. W przypadku pakietu Standard użytkownik raz w miesiącu otrzymuje raport PDF z ogólnymi statystykami </w:t>
-      </w:r>
-      <w:proofErr w:type="spellStart"/>
-      <w:r>
-        <w:rPr>
-          <w:sz w:val="16"/>
-          <w:szCs w:val="16"/>
-          <w:lang w:val="pl-PL"/>
-        </w:rPr>
-        <w:t>wyszukiwań</w:t>
-      </w:r>
-      <w:proofErr w:type="spellEnd"/>
-      <w:r>
-        <w:rPr>
-          <w:sz w:val="16"/>
-          <w:szCs w:val="16"/>
-          <w:lang w:val="pl-PL"/>
-        </w:rPr>
-        <w:t xml:space="preserve"> na stronie. </w:t>
+        <w:t xml:space="preserve">Strona nie wymaga rejestracji konta. Aby dodać swoją firmę do bazy, należy wypełnić formularz kontaktowy, przesłać logo firmy i opłacić fakturę proforma zgodnie z aktualnym cennikiem. W przypadku pakietu Standard użytkownik raz w miesiącu otrzymuje raport PDF z ogólnymi statystykami wyszukiwań na stronie. </w:t>
       </w:r>
     </w:p>
     <w:p>
@@ -1707,43 +1672,7 @@
           <w:szCs w:val="16"/>
           <w:lang w:val="pl-PL"/>
         </w:rPr>
-        <w:t xml:space="preserve">§7. Cennik i zwroty Serwis oferuje dwa pakiety: </w:t>
-      </w:r>
-      <w:proofErr w:type="spellStart"/>
-      <w:r>
-        <w:rPr>
-          <w:sz w:val="16"/>
-          <w:szCs w:val="16"/>
-          <w:lang w:val="pl-PL"/>
-        </w:rPr>
-        <w:t>Light</w:t>
-      </w:r>
-      <w:proofErr w:type="spellEnd"/>
-      <w:r>
-        <w:rPr>
-          <w:sz w:val="16"/>
-          <w:szCs w:val="16"/>
-          <w:lang w:val="pl-PL"/>
-        </w:rPr>
-        <w:t xml:space="preserve"> – wyświetlanie firmy na stronie Standard – wyświetlanie + miesięczny raport PDF z ogólnymi statystykami </w:t>
-      </w:r>
-      <w:proofErr w:type="spellStart"/>
-      <w:r>
-        <w:rPr>
-          <w:sz w:val="16"/>
-          <w:szCs w:val="16"/>
-          <w:lang w:val="pl-PL"/>
-        </w:rPr>
-        <w:t>wyszukiwań</w:t>
-      </w:r>
-      <w:proofErr w:type="spellEnd"/>
-      <w:r>
-        <w:rPr>
-          <w:sz w:val="16"/>
-          <w:szCs w:val="16"/>
-          <w:lang w:val="pl-PL"/>
-        </w:rPr>
-        <w:t xml:space="preserve"> W przypadku rezygnacji z usługi przed końcem okresu rozliczeniowego, zwrot naliczany jest proporcjonalnie do niewykorzystanego czasu. (np. rezygnacja po 10 dniach z miesięcznego pakietu za 100 zł = wykorzystano 10/30 → 33,33 zł, zwrot: 100 zł – 33,33 zł = 66,67 zł) Zwroty są realizowane na konto podane przez użytkownika. </w:t>
+        <w:t xml:space="preserve">§7. Cennik i zwroty Serwis oferuje dwa pakiety: Light – wyświetlanie firmy na stronie Standard – wyświetlanie + miesięczny raport PDF z ogólnymi statystykami wyszukiwań W przypadku rezygnacji z usługi przed końcem okresu rozliczeniowego, zwrot naliczany jest proporcjonalnie do niewykorzystanego czasu. (np. rezygnacja po 10 dniach z miesięcznego pakietu za 100 zł = wykorzystano 10/30 → 33,33 zł, zwrot: 100 zł – 33,33 zł = 66,67 zł) Zwroty są realizowane na konto podane przez użytkownika. </w:t>
       </w:r>
     </w:p>
     <w:p>
@@ -1815,25 +1744,7 @@
           <w:szCs w:val="16"/>
           <w:lang w:val="pl-PL"/>
         </w:rPr>
-        <w:t>Ja niżej podpisany potwierdzam, że zapoznałem/</w:t>
-      </w:r>
-      <w:proofErr w:type="spellStart"/>
-      <w:r>
-        <w:rPr>
-          <w:sz w:val="16"/>
-          <w:szCs w:val="16"/>
-          <w:lang w:val="pl-PL"/>
-        </w:rPr>
-        <w:t>am</w:t>
-      </w:r>
-      <w:proofErr w:type="spellEnd"/>
-      <w:r>
-        <w:rPr>
-          <w:sz w:val="16"/>
-          <w:szCs w:val="16"/>
-          <w:lang w:val="pl-PL"/>
-        </w:rPr>
-        <w:t xml:space="preserve"> się z regulaminem serwisu oraz, że wyrażam zgodę na  kontakt mailowy w podanym powyżej mailu.</w:t>
+        <w:t>Ja niżej podpisany potwierdzam, że zapoznałem/am się z regulaminem serwisu oraz, że wyrażam zgodę na  kontakt mailowy w podanym powyżej mailu.</w:t>
       </w:r>
     </w:p>
     <w:p>
@@ -1844,7 +1755,6 @@
         </w:rPr>
         <w:t xml:space="preserve">Data </w:t>
       </w:r>
-      <w:proofErr w:type="spellStart"/>
       <w:r>
         <w:rPr>
           <w:sz w:val="16"/>
@@ -1852,7 +1762,6 @@
         </w:rPr>
         <w:t>i</w:t>
       </w:r>
-      <w:proofErr w:type="spellEnd"/>
       <w:r>
         <w:rPr>
           <w:sz w:val="16"/>
@@ -13689,6 +13598,29 @@
       </w:tcPr>
     </w:tblStylePr>
   </w:style>
+  <w:style w:type="character" w:styleId="Hipercze">
+    <w:name w:val="Hyperlink"/>
+    <w:basedOn w:val="Domylnaczcionkaakapitu"/>
+    <w:uiPriority w:val="99"/>
+    <w:unhideWhenUsed/>
+    <w:rsid w:val="003B4D54"/>
+    <w:rPr>
+      <w:color w:val="0000FF" w:themeColor="hyperlink"/>
+      <w:u w:val="single"/>
+    </w:rPr>
+  </w:style>
+  <w:style w:type="character" w:styleId="Nierozpoznanawzmianka">
+    <w:name w:val="Unresolved Mention"/>
+    <w:basedOn w:val="Domylnaczcionkaakapitu"/>
+    <w:uiPriority w:val="99"/>
+    <w:semiHidden/>
+    <w:unhideWhenUsed/>
+    <w:rsid w:val="003B4D54"/>
+    <w:rPr>
+      <w:color w:val="605E5C"/>
+      <w:shd w:val="clear" w:color="auto" w:fill="E1DFDD"/>
+    </w:rPr>
+  </w:style>
 </w:styles>
 </file>
 

--- a/public/formularz_zgloszeniowy_firmy.docx
+++ b/public/formularz_zgloszeniowy_firmy.docx
@@ -4,7 +4,7 @@
   <w:body>
     <w:p>
       <w:pPr>
-        <w:pStyle w:val="Nagwek1"/>
+        <w:pStyle w:val="Tytu"/>
         <w:rPr>
           <w:lang w:val="pl-PL"/>
         </w:rPr>
@@ -170,6 +170,12 @@
           <w:lang w:val="pl-PL"/>
         </w:rPr>
         <w:t xml:space="preserve"> (pogrub)</w:t>
+      </w:r>
+      <w:r>
+        <w:rPr>
+          <w:lang w:val="pl-PL"/>
+        </w:rPr>
+        <w:t xml:space="preserve"> – Na Aktualnym Etapie NIE JEST WYMAGANE</w:t>
       </w:r>
     </w:p>
     <w:p>
@@ -814,6 +820,12 @@
         </w:rPr>
         <w:t>Logo firmy</w:t>
       </w:r>
+      <w:r>
+        <w:rPr>
+          <w:lang w:val="pl-PL"/>
+        </w:rPr>
+        <w:t>+</w:t>
+      </w:r>
     </w:p>
     <w:p>
       <w:pPr>
@@ -3271,6 +3283,7 @@
   <w:style w:type="character" w:default="1" w:styleId="Domylnaczcionkaakapitu">
     <w:name w:val="Default Paragraph Font"/>
     <w:uiPriority w:val="1"/>
+    <w:semiHidden/>
     <w:unhideWhenUsed/>
   </w:style>
   <w:style w:type="table" w:default="1" w:styleId="Standardowy">
